--- a/Avaliação de Experiência.docx
+++ b/Avaliação de Experiência.docx
@@ -47,12 +47,6 @@
         <w:gridCol w:w="4332"/>
       </w:tblGrid>
       <w:tr>
-        <w:tblPrEx>
-          <w:tblCellMar>
-            <w:top w:w="0" w:type="dxa"/>
-            <w:bottom w:w="0" w:type="dxa"/>
-          </w:tblCellMar>
-        </w:tblPrEx>
         <w:trPr>
           <w:tblHeader/>
         </w:trPr>
@@ -187,12 +181,6 @@
         </w:tc>
       </w:tr>
       <w:tr>
-        <w:tblPrEx>
-          <w:tblCellMar>
-            <w:top w:w="0" w:type="dxa"/>
-            <w:bottom w:w="0" w:type="dxa"/>
-          </w:tblCellMar>
-        </w:tblPrEx>
         <w:trPr>
           <w:cantSplit/>
         </w:trPr>
@@ -258,6 +246,11 @@
           <w:p>
             <w:pPr>
               <w:spacing w:after="80"/>
+              <w:rPr>
+                <w:b/>
+                <w:bCs/>
+                <w:color w:val="2E7D32"/>
+              </w:rPr>
             </w:pPr>
             <w:r>
               <w:rPr>
@@ -273,7 +266,15 @@
                 <w:bCs/>
                 <w:color w:val="2E7D32"/>
               </w:rPr>
-              <w:t>Indicação de pessoas.</w:t>
+              <w:t>Indicação de pessoas</w:t>
+            </w:r>
+            <w:r>
+              <w:rPr>
+                <w:b/>
+                <w:bCs/>
+                <w:color w:val="2E7D32"/>
+              </w:rPr>
+              <w:t>. Como não havia conhecimento da plataforma, através de um projeto de faculdade, foi adotado uma experiência de utilização do aplicativo, no qual obtive o primeiro contato.</w:t>
             </w:r>
           </w:p>
           <w:p>
@@ -337,7 +338,15 @@
                 <w:bCs/>
                 <w:color w:val="2E7D32"/>
               </w:rPr>
-              <w:t>Indicação de pessoas.</w:t>
+              <w:t>Indicação de pessoas</w:t>
+            </w:r>
+            <w:r>
+              <w:rPr>
+                <w:b/>
+                <w:bCs/>
+                <w:color w:val="2E7D32"/>
+              </w:rPr>
+              <w:t>, através de uma curiosidade</w:t>
             </w:r>
           </w:p>
           <w:p>
@@ -379,7 +388,7 @@
                 <w:bCs/>
                 <w:color w:val="C62828"/>
               </w:rPr>
-              <w:t xml:space="preserve"> </w:t>
+              <w:t xml:space="preserve"> No começo, tive um pequeno problema com relação a criação de perfil, como o usuário ainda não tinha criado o perfil no primeiro acesso, ele ficou com muitas notificações em excesso para a sua criação, a cada acesso do aplicativo.</w:t>
             </w:r>
           </w:p>
           <w:p>
@@ -441,6 +450,22 @@
                 <w:color w:val="C62828"/>
               </w:rPr>
               <w:t xml:space="preserve">(−) </w:t>
+            </w:r>
+            <w:r>
+              <w:rPr>
+                <w:b/>
+                <w:bCs/>
+                <w:color w:val="C62828"/>
+              </w:rPr>
+              <w:t>No começo, foi apenas uma pequena dificuldade</w:t>
+            </w:r>
+            <w:r>
+              <w:rPr>
+                <w:b/>
+                <w:bCs/>
+                <w:color w:val="C62828"/>
+              </w:rPr>
+              <w:t xml:space="preserve"> com a criação da conta.</w:t>
             </w:r>
           </w:p>
           <w:p>
@@ -451,12 +476,6 @@
         </w:tc>
       </w:tr>
       <w:tr>
-        <w:tblPrEx>
-          <w:tblCellMar>
-            <w:top w:w="0" w:type="dxa"/>
-            <w:bottom w:w="0" w:type="dxa"/>
-          </w:tblCellMar>
-        </w:tblPrEx>
         <w:trPr>
           <w:cantSplit/>
         </w:trPr>
@@ -564,23 +583,90 @@
                 <w:bCs/>
                 <w:color w:val="C62828"/>
               </w:rPr>
+              <w:t>(</w:t>
+            </w:r>
+            <w:r>
+              <w:rPr>
+                <w:b/>
+                <w:bCs/>
+                <w:color w:val="C62828"/>
+              </w:rPr>
+              <w:t>−) A burocracia de cadastro é a mesma de outras, mas como usuário, foi visto que é um pouco mais simples que outras plataformas.</w:t>
+            </w:r>
+          </w:p>
+          <w:p>
+            <w:pPr>
+              <w:spacing w:after="80"/>
+            </w:pPr>
+          </w:p>
+        </w:tc>
+        <w:tc>
+          <w:tcPr>
+            <w:tcW w:w="4332" w:type="dxa"/>
+            <w:tcBorders>
+              <w:top w:val="single" w:sz="4" w:space="0" w:color="BFBFBF"/>
+              <w:left w:val="single" w:sz="4" w:space="0" w:color="BFBFBF"/>
+              <w:bottom w:val="single" w:sz="4" w:space="0" w:color="BFBFBF"/>
+              <w:right w:val="single" w:sz="4" w:space="0" w:color="BFBFBF"/>
+            </w:tcBorders>
+            <w:tcMar>
+              <w:top w:w="60" w:type="dxa"/>
+              <w:left w:w="120" w:type="dxa"/>
+              <w:bottom w:w="60" w:type="dxa"/>
+              <w:right w:w="120" w:type="dxa"/>
+            </w:tcMar>
+          </w:tcPr>
+          <w:p>
+            <w:pPr>
+              <w:spacing w:after="80"/>
+            </w:pPr>
+            <w:r>
+              <w:rPr>
+                <w:b/>
+                <w:bCs/>
+                <w:color w:val="2E7D32"/>
+              </w:rPr>
+              <w:t xml:space="preserve">(+) </w:t>
+            </w:r>
+            <w:r>
+              <w:rPr>
+                <w:b/>
+                <w:bCs/>
+                <w:color w:val="2E7D32"/>
+              </w:rPr>
+              <w:t>Um pouco burocrático, mas por ter essa burocracia, dá uma elevação maior de confiança no aplicativo.</w:t>
+            </w:r>
+          </w:p>
+          <w:p>
+            <w:pPr>
+              <w:spacing w:after="80"/>
+            </w:pPr>
+          </w:p>
+          <w:p>
+            <w:pPr>
+              <w:spacing w:after="80"/>
+            </w:pPr>
+            <w:r>
+              <w:rPr>
+                <w:b/>
+                <w:bCs/>
+                <w:color w:val="C62828"/>
+              </w:rPr>
               <w:t xml:space="preserve">(−) </w:t>
             </w:r>
-          </w:p>
-          <w:p>
-            <w:pPr>
-              <w:spacing w:after="80"/>
-            </w:pPr>
-            <w:r>
-              <w:rPr>
-                <w:i/>
-                <w:iCs/>
-                <w:color w:val="7F7F7F"/>
-                <w:sz w:val="17"/>
-                <w:szCs w:val="17"/>
-              </w:rPr>
-              <w:t xml:space="preserve">Evidência: </w:t>
-            </w:r>
+            <w:r>
+              <w:rPr>
+                <w:b/>
+                <w:bCs/>
+                <w:color w:val="C62828"/>
+              </w:rPr>
+              <w:t>Apenas excesso de envio de notificação para a criação do perfil, a cada acesso do aplicativo.</w:t>
+            </w:r>
+          </w:p>
+          <w:p>
+            <w:pPr>
+              <w:spacing w:after="80"/>
+            </w:pPr>
           </w:p>
         </w:tc>
         <w:tc>
@@ -617,7 +703,7 @@
                 <w:bCs/>
                 <w:color w:val="2E7D32"/>
               </w:rPr>
-              <w:t>Um pouco burocrático, mas por ter essa burocracia, dá uma elevação maior de confiança no aplicativo.</w:t>
+              <w:t>Dependendo do meio que for feito o cadastro é um pouco burocrático, depende das escolhas.</w:t>
             </w:r>
           </w:p>
           <w:p>
@@ -637,102 +723,26 @@
               </w:rPr>
               <w:t xml:space="preserve">(−) </w:t>
             </w:r>
-          </w:p>
-          <w:p>
-            <w:pPr>
-              <w:spacing w:after="80"/>
-            </w:pPr>
-            <w:r>
-              <w:rPr>
-                <w:i/>
-                <w:iCs/>
-                <w:color w:val="7F7F7F"/>
-                <w:sz w:val="17"/>
-                <w:szCs w:val="17"/>
-              </w:rPr>
-              <w:t xml:space="preserve">Evidência: </w:t>
-            </w:r>
-          </w:p>
-        </w:tc>
-        <w:tc>
-          <w:tcPr>
-            <w:tcW w:w="4332" w:type="dxa"/>
-            <w:tcBorders>
-              <w:top w:val="single" w:sz="4" w:space="0" w:color="BFBFBF"/>
-              <w:left w:val="single" w:sz="4" w:space="0" w:color="BFBFBF"/>
-              <w:bottom w:val="single" w:sz="4" w:space="0" w:color="BFBFBF"/>
-              <w:right w:val="single" w:sz="4" w:space="0" w:color="BFBFBF"/>
-            </w:tcBorders>
-            <w:tcMar>
-              <w:top w:w="60" w:type="dxa"/>
-              <w:left w:w="120" w:type="dxa"/>
-              <w:bottom w:w="60" w:type="dxa"/>
-              <w:right w:w="120" w:type="dxa"/>
-            </w:tcMar>
-          </w:tcPr>
-          <w:p>
-            <w:pPr>
-              <w:spacing w:after="80"/>
-            </w:pPr>
-            <w:r>
-              <w:rPr>
-                <w:b/>
-                <w:bCs/>
-                <w:color w:val="2E7D32"/>
-              </w:rPr>
-              <w:t xml:space="preserve">(+) </w:t>
-            </w:r>
-            <w:r>
-              <w:rPr>
-                <w:b/>
-                <w:bCs/>
-                <w:color w:val="2E7D32"/>
-              </w:rPr>
-              <w:t>Dependendo do meio que for feito o cadastro é um pouco burocrático, depende das escolhas.</w:t>
-            </w:r>
-          </w:p>
-          <w:p>
-            <w:pPr>
-              <w:spacing w:after="80"/>
-            </w:pPr>
-          </w:p>
-          <w:p>
-            <w:pPr>
-              <w:spacing w:after="80"/>
-            </w:pPr>
-            <w:r>
-              <w:rPr>
-                <w:b/>
-                <w:bCs/>
-                <w:color w:val="C62828"/>
-              </w:rPr>
-              <w:t xml:space="preserve">(−) </w:t>
-            </w:r>
-          </w:p>
-          <w:p>
-            <w:pPr>
-              <w:spacing w:after="80"/>
-            </w:pPr>
-            <w:r>
-              <w:rPr>
-                <w:i/>
-                <w:iCs/>
-                <w:color w:val="7F7F7F"/>
-                <w:sz w:val="17"/>
-                <w:szCs w:val="17"/>
-              </w:rPr>
-              <w:t xml:space="preserve">Evidência: </w:t>
+            <w:r>
+              <w:rPr>
+                <w:b/>
+                <w:bCs/>
+                <w:color w:val="C62828"/>
+              </w:rPr>
+              <w:t>Essa questão da burocracia, dependendo da escolha para fazer o cadastro, acaba ficando um pouco mais complexo de se realizar o cadastro</w:t>
+            </w:r>
+            <w:r>
+              <w:rPr>
+                <w:b/>
+                <w:bCs/>
+                <w:color w:val="C62828"/>
+              </w:rPr>
+              <w:t>, e para atualizar pagamento do aplicativo é viável apenas por um PC, e não é possível por um smartphone.</w:t>
             </w:r>
           </w:p>
         </w:tc>
       </w:tr>
       <w:tr>
-        <w:tblPrEx>
-          <w:tblCellMar>
-            <w:top w:w="0" w:type="dxa"/>
-            <w:bottom w:w="0" w:type="dxa"/>
-          </w:tblCellMar>
-        </w:tblPrEx>
         <w:trPr>
           <w:cantSplit/>
         </w:trPr>
@@ -833,21 +843,19 @@
               </w:rPr>
               <w:t xml:space="preserve">(−) </w:t>
             </w:r>
-          </w:p>
-          <w:p>
-            <w:pPr>
-              <w:spacing w:after="80"/>
-            </w:pPr>
-            <w:r>
-              <w:rPr>
-                <w:i/>
-                <w:iCs/>
-                <w:color w:val="7F7F7F"/>
-                <w:sz w:val="17"/>
-                <w:szCs w:val="17"/>
-              </w:rPr>
-              <w:t xml:space="preserve">Evidência: </w:t>
-            </w:r>
+            <w:r>
+              <w:rPr>
+                <w:b/>
+                <w:bCs/>
+                <w:color w:val="C62828"/>
+              </w:rPr>
+              <w:t>O que não faz a utilizar o aplicativo, como usuário utilizou poucas vezes, não conseguiu observar o que deixa de estar utilizando o aplicativo.</w:t>
+            </w:r>
+          </w:p>
+          <w:p>
+            <w:pPr>
+              <w:spacing w:after="80"/>
+            </w:pPr>
           </w:p>
         </w:tc>
         <w:tc>
@@ -902,22 +910,23 @@
                 <w:bCs/>
                 <w:color w:val="C62828"/>
               </w:rPr>
-              <w:t xml:space="preserve">(−) </w:t>
-            </w:r>
-          </w:p>
-          <w:p>
-            <w:pPr>
-              <w:spacing w:after="80"/>
-            </w:pPr>
-            <w:r>
-              <w:rPr>
-                <w:i/>
-                <w:iCs/>
-                <w:color w:val="7F7F7F"/>
-                <w:sz w:val="17"/>
-                <w:szCs w:val="17"/>
-              </w:rPr>
-              <w:t xml:space="preserve">Evidência: </w:t>
+              <w:t>(</w:t>
+            </w:r>
+            <w:r>
+              <w:rPr>
+                <w:b/>
+                <w:bCs/>
+                <w:color w:val="C62828"/>
+              </w:rPr>
+              <w:t>−) O</w:t>
+            </w:r>
+            <w:r>
+              <w:rPr>
+                <w:b/>
+                <w:bCs/>
+                <w:color w:val="C62828"/>
+              </w:rPr>
+              <w:t xml:space="preserve"> que não faz a utilizar o aplicativo, para quem não possui o plano premium é o excesso de anúncios.</w:t>
             </w:r>
           </w:p>
         </w:tc>
@@ -949,49 +958,57 @@
               </w:rPr>
               <w:t xml:space="preserve">(+) </w:t>
             </w:r>
-          </w:p>
-          <w:p>
-            <w:pPr>
-              <w:spacing w:after="80"/>
-            </w:pPr>
-          </w:p>
-          <w:p>
-            <w:pPr>
-              <w:spacing w:after="80"/>
-            </w:pPr>
-            <w:r>
-              <w:rPr>
-                <w:b/>
-                <w:bCs/>
-                <w:color w:val="C62828"/>
-              </w:rPr>
-              <w:t xml:space="preserve">(−) </w:t>
-            </w:r>
-          </w:p>
-          <w:p>
-            <w:pPr>
-              <w:spacing w:after="80"/>
-            </w:pPr>
-            <w:r>
-              <w:rPr>
-                <w:i/>
-                <w:iCs/>
-                <w:color w:val="7F7F7F"/>
-                <w:sz w:val="17"/>
-                <w:szCs w:val="17"/>
-              </w:rPr>
-              <w:t xml:space="preserve">Evidência: </w:t>
-            </w:r>
+            <w:r>
+              <w:rPr>
+                <w:b/>
+                <w:bCs/>
+                <w:color w:val="2E7D32"/>
+              </w:rPr>
+              <w:t>A flexibilidade de busca de músicas de diversos gêneros, além de uma atualização recente que através de uma IA, ela armazena músicas que o usuário tem o costume de ouvir com muita frequência.</w:t>
+            </w:r>
+          </w:p>
+          <w:p>
+            <w:pPr>
+              <w:spacing w:after="80"/>
+            </w:pPr>
+          </w:p>
+          <w:p>
+            <w:pPr>
+              <w:spacing w:after="80"/>
+            </w:pPr>
+            <w:r>
+              <w:rPr>
+                <w:b/>
+                <w:bCs/>
+                <w:color w:val="C62828"/>
+              </w:rPr>
+              <w:t>(</w:t>
+            </w:r>
+            <w:r>
+              <w:rPr>
+                <w:b/>
+                <w:bCs/>
+                <w:color w:val="C62828"/>
+              </w:rPr>
+              <w:t>−) O</w:t>
+            </w:r>
+            <w:r>
+              <w:rPr>
+                <w:b/>
+                <w:bCs/>
+                <w:color w:val="C62828"/>
+              </w:rPr>
+              <w:t xml:space="preserve"> que não faz a utilizar o aplicativo, para quem não possui o plano premium é o excesso de anúncios.</w:t>
+            </w:r>
+          </w:p>
+          <w:p>
+            <w:pPr>
+              <w:spacing w:after="80"/>
+            </w:pPr>
           </w:p>
         </w:tc>
       </w:tr>
       <w:tr>
-        <w:tblPrEx>
-          <w:tblCellMar>
-            <w:top w:w="0" w:type="dxa"/>
-            <w:bottom w:w="0" w:type="dxa"/>
-          </w:tblCellMar>
-        </w:tblPrEx>
         <w:trPr>
           <w:cantSplit/>
         </w:trPr>
@@ -1021,6 +1038,7 @@
                 <w:b/>
                 <w:bCs/>
               </w:rPr>
+              <w:lastRenderedPageBreak/>
               <w:t>4. Engajamento e retenção</w:t>
             </w:r>
           </w:p>
@@ -1066,6 +1084,86 @@
               </w:rPr>
               <w:t xml:space="preserve">(+) </w:t>
             </w:r>
+            <w:r>
+              <w:rPr>
+                <w:b/>
+                <w:bCs/>
+                <w:color w:val="2E7D32"/>
+              </w:rPr>
+              <w:t xml:space="preserve">Se o usuário </w:t>
+            </w:r>
+            <w:r>
+              <w:rPr>
+                <w:b/>
+                <w:bCs/>
+                <w:color w:val="2E7D32"/>
+              </w:rPr>
+              <w:t xml:space="preserve">utilizar o plano premium, provavelmente terá grandes benefícios, além de conseguir conciliar o trabalho de forma flexível. </w:t>
+            </w:r>
+          </w:p>
+          <w:p>
+            <w:pPr>
+              <w:spacing w:after="80"/>
+            </w:pPr>
+          </w:p>
+          <w:p>
+            <w:pPr>
+              <w:spacing w:after="80"/>
+            </w:pPr>
+            <w:r>
+              <w:rPr>
+                <w:b/>
+                <w:bCs/>
+                <w:color w:val="C62828"/>
+              </w:rPr>
+              <w:t>(</w:t>
+            </w:r>
+            <w:r>
+              <w:rPr>
+                <w:b/>
+                <w:bCs/>
+                <w:color w:val="C62828"/>
+              </w:rPr>
+              <w:t>−) Como o usuário utilizou poucas vezes o aplicativo, vejo que deve ter alguns excessos de anúncios iguais a outros aplicativos.</w:t>
+            </w:r>
+          </w:p>
+        </w:tc>
+        <w:tc>
+          <w:tcPr>
+            <w:tcW w:w="4332" w:type="dxa"/>
+            <w:tcBorders>
+              <w:top w:val="single" w:sz="4" w:space="0" w:color="BFBFBF"/>
+              <w:left w:val="single" w:sz="4" w:space="0" w:color="BFBFBF"/>
+              <w:bottom w:val="single" w:sz="4" w:space="0" w:color="BFBFBF"/>
+              <w:right w:val="single" w:sz="4" w:space="0" w:color="BFBFBF"/>
+            </w:tcBorders>
+            <w:tcMar>
+              <w:top w:w="60" w:type="dxa"/>
+              <w:left w:w="120" w:type="dxa"/>
+              <w:bottom w:w="60" w:type="dxa"/>
+              <w:right w:w="120" w:type="dxa"/>
+            </w:tcMar>
+          </w:tcPr>
+          <w:p>
+            <w:pPr>
+              <w:spacing w:after="80"/>
+            </w:pPr>
+            <w:r>
+              <w:rPr>
+                <w:b/>
+                <w:bCs/>
+                <w:color w:val="2E7D32"/>
+              </w:rPr>
+              <w:t xml:space="preserve">(+) </w:t>
+            </w:r>
+            <w:r>
+              <w:rPr>
+                <w:b/>
+                <w:bCs/>
+                <w:color w:val="2E7D32"/>
+              </w:rPr>
+              <w:t>A vontade de aprender um idioma novo.</w:t>
+            </w:r>
           </w:p>
           <w:p>
             <w:pPr>
@@ -1084,21 +1182,19 @@
               </w:rPr>
               <w:t xml:space="preserve">(−) </w:t>
             </w:r>
-          </w:p>
-          <w:p>
-            <w:pPr>
-              <w:spacing w:after="80"/>
-            </w:pPr>
-            <w:r>
-              <w:rPr>
-                <w:i/>
-                <w:iCs/>
-                <w:color w:val="7F7F7F"/>
-                <w:sz w:val="17"/>
-                <w:szCs w:val="17"/>
-              </w:rPr>
-              <w:t xml:space="preserve">Evidência: </w:t>
-            </w:r>
+            <w:r>
+              <w:rPr>
+                <w:b/>
+                <w:bCs/>
+                <w:color w:val="C62828"/>
+              </w:rPr>
+              <w:t>A desvantagem é o uso da forma gratuita do aplicativo, no qual contém o excesso abusivo de anúncios.</w:t>
+            </w:r>
+          </w:p>
+          <w:p>
+            <w:pPr>
+              <w:spacing w:after="80"/>
+            </w:pPr>
           </w:p>
         </w:tc>
         <w:tc>
@@ -1129,112 +1225,52 @@
               </w:rPr>
               <w:t xml:space="preserve">(+) </w:t>
             </w:r>
-          </w:p>
-          <w:p>
-            <w:pPr>
-              <w:spacing w:after="80"/>
-            </w:pPr>
-          </w:p>
-          <w:p>
-            <w:pPr>
-              <w:spacing w:after="80"/>
-            </w:pPr>
-            <w:r>
-              <w:rPr>
-                <w:b/>
-                <w:bCs/>
-                <w:color w:val="C62828"/>
-              </w:rPr>
-              <w:t xml:space="preserve">(−) </w:t>
-            </w:r>
-          </w:p>
-          <w:p>
-            <w:pPr>
-              <w:spacing w:after="80"/>
-            </w:pPr>
-            <w:r>
-              <w:rPr>
-                <w:i/>
-                <w:iCs/>
-                <w:color w:val="7F7F7F"/>
-                <w:sz w:val="17"/>
-                <w:szCs w:val="17"/>
-              </w:rPr>
-              <w:t xml:space="preserve">Evidência: </w:t>
-            </w:r>
-          </w:p>
-        </w:tc>
-        <w:tc>
-          <w:tcPr>
-            <w:tcW w:w="4332" w:type="dxa"/>
-            <w:tcBorders>
-              <w:top w:val="single" w:sz="4" w:space="0" w:color="BFBFBF"/>
-              <w:left w:val="single" w:sz="4" w:space="0" w:color="BFBFBF"/>
-              <w:bottom w:val="single" w:sz="4" w:space="0" w:color="BFBFBF"/>
-              <w:right w:val="single" w:sz="4" w:space="0" w:color="BFBFBF"/>
-            </w:tcBorders>
-            <w:tcMar>
-              <w:top w:w="60" w:type="dxa"/>
-              <w:left w:w="120" w:type="dxa"/>
-              <w:bottom w:w="60" w:type="dxa"/>
-              <w:right w:w="120" w:type="dxa"/>
-            </w:tcMar>
-          </w:tcPr>
-          <w:p>
-            <w:pPr>
-              <w:spacing w:after="80"/>
-            </w:pPr>
-            <w:r>
-              <w:rPr>
-                <w:b/>
-                <w:bCs/>
-                <w:color w:val="2E7D32"/>
-              </w:rPr>
-              <w:t xml:space="preserve">(+) </w:t>
-            </w:r>
-          </w:p>
-          <w:p>
-            <w:pPr>
-              <w:spacing w:after="80"/>
-            </w:pPr>
-          </w:p>
-          <w:p>
-            <w:pPr>
-              <w:spacing w:after="80"/>
-            </w:pPr>
-            <w:r>
-              <w:rPr>
-                <w:b/>
-                <w:bCs/>
-                <w:color w:val="C62828"/>
-              </w:rPr>
-              <w:t xml:space="preserve">(−) </w:t>
-            </w:r>
-          </w:p>
-          <w:p>
-            <w:pPr>
-              <w:spacing w:after="80"/>
-            </w:pPr>
-            <w:r>
-              <w:rPr>
-                <w:i/>
-                <w:iCs/>
-                <w:color w:val="7F7F7F"/>
-                <w:sz w:val="17"/>
-                <w:szCs w:val="17"/>
-              </w:rPr>
-              <w:t xml:space="preserve">Evidência: </w:t>
+            <w:r>
+              <w:rPr>
+                <w:b/>
+                <w:bCs/>
+                <w:color w:val="2E7D32"/>
+              </w:rPr>
+              <w:t>O desejo de descobrir novas músicas diariamente.</w:t>
+            </w:r>
+          </w:p>
+          <w:p>
+            <w:pPr>
+              <w:spacing w:after="80"/>
+            </w:pPr>
+          </w:p>
+          <w:p>
+            <w:pPr>
+              <w:spacing w:after="80"/>
+            </w:pPr>
+            <w:r>
+              <w:rPr>
+                <w:b/>
+                <w:bCs/>
+                <w:color w:val="C62828"/>
+              </w:rPr>
+              <w:t>(−</w:t>
+            </w:r>
+            <w:r>
+              <w:rPr>
+                <w:b/>
+                <w:bCs/>
+                <w:color w:val="C62828"/>
+              </w:rPr>
+              <w:t>)</w:t>
+            </w:r>
+            <w:r>
+              <w:rPr>
+                <w:b/>
+                <w:bCs/>
+                <w:color w:val="C62828"/>
+              </w:rPr>
+              <w:t xml:space="preserve"> Como o usuário possui um acesso premium, não há nenhum problema, que não é o caso de quem utiliza o plano gratuito que contém o excesso abusivo de anúncios.</w:t>
             </w:r>
           </w:p>
         </w:tc>
       </w:tr>
       <w:tr>
-        <w:tblPrEx>
-          <w:tblCellMar>
-            <w:top w:w="0" w:type="dxa"/>
-            <w:bottom w:w="0" w:type="dxa"/>
-          </w:tblCellMar>
-        </w:tblPrEx>
         <w:trPr>
           <w:cantSplit/>
         </w:trPr>
@@ -1264,7 +1300,6 @@
                 <w:b/>
                 <w:bCs/>
               </w:rPr>
-              <w:lastRenderedPageBreak/>
               <w:t>5. Monetização</w:t>
             </w:r>
           </w:p>
@@ -1489,12 +1524,6 @@
         </w:tc>
       </w:tr>
       <w:tr>
-        <w:tblPrEx>
-          <w:tblCellMar>
-            <w:top w:w="0" w:type="dxa"/>
-            <w:bottom w:w="0" w:type="dxa"/>
-          </w:tblCellMar>
-        </w:tblPrEx>
         <w:trPr>
           <w:cantSplit/>
         </w:trPr>
@@ -1569,38 +1598,47 @@
               </w:rPr>
               <w:t xml:space="preserve">(+) </w:t>
             </w:r>
-          </w:p>
-          <w:p>
-            <w:pPr>
-              <w:spacing w:after="80"/>
-            </w:pPr>
-          </w:p>
-          <w:p>
-            <w:pPr>
-              <w:spacing w:after="80"/>
-            </w:pPr>
-            <w:r>
-              <w:rPr>
-                <w:b/>
-                <w:bCs/>
-                <w:color w:val="C62828"/>
-              </w:rPr>
-              <w:t xml:space="preserve">(−) </w:t>
-            </w:r>
-          </w:p>
-          <w:p>
-            <w:pPr>
-              <w:spacing w:after="80"/>
-            </w:pPr>
-            <w:r>
-              <w:rPr>
-                <w:i/>
-                <w:iCs/>
-                <w:color w:val="7F7F7F"/>
-                <w:sz w:val="17"/>
-                <w:szCs w:val="17"/>
-              </w:rPr>
-              <w:t xml:space="preserve">Evidência: </w:t>
+            <w:r>
+              <w:rPr>
+                <w:b/>
+                <w:bCs/>
+                <w:color w:val="2E7D32"/>
+              </w:rPr>
+              <w:t xml:space="preserve">Como </w:t>
+            </w:r>
+            <w:r>
+              <w:rPr>
+                <w:b/>
+                <w:bCs/>
+                <w:color w:val="2E7D32"/>
+              </w:rPr>
+              <w:t>o usuário ainda não obteve uma utilização a fundo do aplicativo, não houve alguns erros do aplicativo.</w:t>
+            </w:r>
+          </w:p>
+          <w:p>
+            <w:pPr>
+              <w:spacing w:after="80"/>
+            </w:pPr>
+          </w:p>
+          <w:p>
+            <w:pPr>
+              <w:spacing w:after="80"/>
+            </w:pPr>
+            <w:r>
+              <w:rPr>
+                <w:b/>
+                <w:bCs/>
+                <w:color w:val="C62828"/>
+              </w:rPr>
+              <w:t>(−)</w:t>
+            </w:r>
+            <w:r>
+              <w:rPr>
+                <w:b/>
+                <w:bCs/>
+                <w:color w:val="C62828"/>
+              </w:rPr>
+              <w:t xml:space="preserve"> Como usuário utilizou o aplicativo poucas vezes, não foi percebido algum erro, mas acredito que possa ocorrer erros iguais outros aplicativos.</w:t>
             </w:r>
           </w:p>
         </w:tc>
@@ -1742,12 +1780,6 @@
         </w:tc>
       </w:tr>
       <w:tr>
-        <w:tblPrEx>
-          <w:tblCellMar>
-            <w:top w:w="0" w:type="dxa"/>
-            <w:bottom w:w="0" w:type="dxa"/>
-          </w:tblCellMar>
-        </w:tblPrEx>
         <w:tc>
           <w:tcPr>
             <w:tcW w:w="2400" w:type="dxa"/>
@@ -1800,7 +1832,10 @@
               <w:jc w:val="center"/>
             </w:pPr>
             <w:r>
-              <w:t>___ / 5</w:t>
+              <w:t>2</w:t>
+            </w:r>
+            <w:r>
+              <w:t>/ 5</w:t>
             </w:r>
           </w:p>
         </w:tc>
@@ -1826,7 +1861,10 @@
               <w:jc w:val="center"/>
             </w:pPr>
             <w:r>
-              <w:t>___ / 5</w:t>
+              <w:t>4</w:t>
+            </w:r>
+            <w:r>
+              <w:t>/ 5</w:t>
             </w:r>
           </w:p>
         </w:tc>
@@ -1852,7 +1890,10 @@
               <w:jc w:val="center"/>
             </w:pPr>
             <w:r>
-              <w:t>___ / 5</w:t>
+              <w:t>4</w:t>
+            </w:r>
+            <w:r>
+              <w:t xml:space="preserve"> / 5</w:t>
             </w:r>
           </w:p>
         </w:tc>
@@ -1901,12 +1942,6 @@
         <w:gridCol w:w="13596"/>
       </w:tblGrid>
       <w:tr>
-        <w:tblPrEx>
-          <w:tblCellMar>
-            <w:top w:w="0" w:type="dxa"/>
-            <w:bottom w:w="0" w:type="dxa"/>
-          </w:tblCellMar>
-        </w:tblPrEx>
         <w:tc>
           <w:tcPr>
             <w:tcW w:w="1800" w:type="dxa"/>
@@ -1965,12 +2000,6 @@
         </w:tc>
       </w:tr>
       <w:tr>
-        <w:tblPrEx>
-          <w:tblCellMar>
-            <w:top w:w="0" w:type="dxa"/>
-            <w:bottom w:w="0" w:type="dxa"/>
-          </w:tblCellMar>
-        </w:tblPrEx>
         <w:tc>
           <w:tcPr>
             <w:tcW w:w="1800" w:type="dxa"/>
@@ -2029,12 +2058,6 @@
         </w:tc>
       </w:tr>
       <w:tr>
-        <w:tblPrEx>
-          <w:tblCellMar>
-            <w:top w:w="0" w:type="dxa"/>
-            <w:bottom w:w="0" w:type="dxa"/>
-          </w:tblCellMar>
-        </w:tblPrEx>
         <w:tc>
           <w:tcPr>
             <w:tcW w:w="1800" w:type="dxa"/>
@@ -2093,12 +2116,6 @@
         </w:tc>
       </w:tr>
       <w:tr>
-        <w:tblPrEx>
-          <w:tblCellMar>
-            <w:top w:w="0" w:type="dxa"/>
-            <w:bottom w:w="0" w:type="dxa"/>
-          </w:tblCellMar>
-        </w:tblPrEx>
         <w:tc>
           <w:tcPr>
             <w:tcW w:w="1800" w:type="dxa"/>
@@ -2157,12 +2174,6 @@
         </w:tc>
       </w:tr>
       <w:tr>
-        <w:tblPrEx>
-          <w:tblCellMar>
-            <w:top w:w="0" w:type="dxa"/>
-            <w:bottom w:w="0" w:type="dxa"/>
-          </w:tblCellMar>
-        </w:tblPrEx>
         <w:tc>
           <w:tcPr>
             <w:tcW w:w="1800" w:type="dxa"/>
@@ -2258,14 +2269,9 @@
         </w:pBdr>
         <w:spacing w:after="120"/>
       </w:pPr>
-    </w:p>
-    <w:p>
-      <w:pPr>
-        <w:pBdr>
-          <w:bottom w:val="single" w:sz="4" w:space="1" w:color="BFBFBF"/>
-        </w:pBdr>
-        <w:spacing w:after="120"/>
-      </w:pPr>
+      <w:r>
+        <w:t>Novos aprendizados surgem a cada vez mais sendo utilizados as plataformas.</w:t>
+      </w:r>
     </w:p>
     <w:p>
       <w:pPr>
@@ -2304,6 +2310,17 @@
         </w:pBdr>
         <w:spacing w:after="120"/>
       </w:pPr>
+      <w:r>
+        <w:t>Plataformas muito utilizadas e sempre com novas atualizações, que trazem sempre boas melhorias para os aplicativos.</w:t>
+      </w:r>
+    </w:p>
+    <w:p>
+      <w:pPr>
+        <w:pBdr>
+          <w:bottom w:val="single" w:sz="4" w:space="1" w:color="BFBFBF"/>
+        </w:pBdr>
+        <w:spacing w:after="120"/>
+      </w:pPr>
     </w:p>
     <w:p>
       <w:pPr>
@@ -2334,6 +2351,9 @@
         </w:pBdr>
         <w:spacing w:after="120"/>
       </w:pPr>
+      <w:r>
+        <w:t>Menos anúncios nas plataformas abordadas, e deixar de forma mais simples a criação de contas ou perfis.</w:t>
+      </w:r>
     </w:p>
     <w:p>
       <w:pPr>
